--- a/12.5- G1-G9 Sub Exhibits Gov Guard/GovGuard_Exhibit_G7_ComplianceRuleEngine.docx
+++ b/12.5- G1-G9 Sub Exhibits Gov Guard/GovGuard_Exhibit_G7_ComplianceRuleEngine.docx
@@ -8,7 +8,7 @@
           <w:b/>
           <w:sz w:val="32"/>
         </w:rPr>
-        <w:t>EXHIBIT G-7</w:t>
+        <w:t>EXHIBIT 28.G7</w:t>
       </w:r>
     </w:p>
     <w:p>
@@ -36,7 +36,7 @@
     </w:p>
     <w:p>
       <w:r>
-        <w:t>The GovGuard™ Compliance Monitor evaluates every active grant against a library of 10 compliance rules, distinct from and complementary to the 47-rule Fraud Detection Engine documented in Exhibit G-2. Each rule cites a specific 2 CFR Part 200 provision and a GAO High-Risk report reference. Rules flagged “Auto-CAP” automatically create a Corrective Action Plan record upon detection, per the MATERIAL_WEAKNESS / SIGNIFICANT_DEFICIENCY / FINDING severity taxonomy used throughout the platform. Source: services/compliance_monitor/monitor.py.</w:t>
+        <w:t>The GovGuard™ Compliance Monitor evaluates every active grant against a library of 10 compliance rules, distinct from and complementary to the 47-rule Fraud Detection Engine documented in Exhibit 28.G2. Each rule cites a specific 2 CFR Part 200 provision and a GAO High-Risk report reference. Rules flagged “Auto-CAP” automatically create a Corrective Action Plan record upon detection, per the MATERIAL_WEAKNESS / SIGNIFICANT_DEFICIENCY / FINDING severity taxonomy used throughout the platform. Source: services/compliance_monitor/monitor.py.</w:t>
       </w:r>
     </w:p>
     <w:tbl>
@@ -871,7 +871,7 @@
     <w:p/>
     <w:p>
       <w:r>
-        <w:t>Notes: 7 of the 10 rules (CM-001 through CM-005, CM-007, CM-008) have active evaluation logic in the current build, checking live grant, transaction, control, and subrecipient records. The remaining 3 rules (CM-006, CM-009, CM-010) are defined in the rule catalogue with their regulatory citation, title, and severity fully specified, but their automated evaluation logic has not yet been implemented as of this exhibit's date. This distinction is stated here for accuracy; it does not affect the 47-rule Fraud Detection Engine (Exhibit G-2), which is fully implemented.</w:t>
+        <w:t>Notes: 7 of the 10 rules (CM-001 through CM-005, CM-007, CM-008) have active evaluation logic in the current build, checking live grant, transaction, control, and subrecipient records. The remaining 3 rules (CM-006, CM-009, CM-010) are defined in the rule catalogue with their regulatory citation, title, and severity fully specified, but their automated evaluation logic has not yet been implemented as of this exhibit's date. This distinction is stated here for accuracy; it does not affect the 47-rule Fraud Detection Engine (Exhibit 28.G2), which is fully implemented.</w:t>
       </w:r>
     </w:p>
     <w:sectPr>
